--- a/documents/2014-ford-fusion-bill-of-sale.docx
+++ b/documents/2014-ford-fusion-bill-of-sale.docx
@@ -132,6 +132,43 @@
               <w:t xml:space="preserve">Name: </w:t>
             </w:r>
             <w:r>
+              <w:rPr>
+                <w:b/>
+                <w:bCs/>
+              </w:rPr>
+              <w:t xml:space="preserve">AAAD Northwest Environmental Services, Inc.</w:t>
+            </w:r>
+          </w:p>
+          <w:p>
+            <w:pPr>
+              <w:spacing w:after="44"/>
+            </w:pPr>
+            <w:r>
+              <w:t xml:space="preserve">Address: </w:t>
+            </w:r>
+            <w:r>
+              <w:t xml:space="preserve">____________________________</w:t>
+            </w:r>
+          </w:p>
+          <w:p>
+            <w:pPr>
+              <w:spacing w:after="44"/>
+            </w:pPr>
+            <w:r>
+              <w:t xml:space="preserve">City/State/ZIP: </w:t>
+            </w:r>
+            <w:r>
+              <w:t xml:space="preserve">________________________</w:t>
+            </w:r>
+          </w:p>
+          <w:p>
+            <w:pPr>
+              <w:spacing w:after="44"/>
+            </w:pPr>
+            <w:r>
+              <w:t xml:space="preserve">Phone: </w:t>
+            </w:r>
+            <w:r>
               <w:t xml:space="preserve">______________________________</w:t>
             </w:r>
           </w:p>
@@ -140,10 +177,10 @@
               <w:spacing w:after="44"/>
             </w:pPr>
             <w:r>
-              <w:t xml:space="preserve">Address: </w:t>
-            </w:r>
-            <w:r>
-              <w:t xml:space="preserve">____________________________</w:t>
+              <w:t xml:space="preserve">Email: </w:t>
+            </w:r>
+            <w:r>
+              <w:t xml:space="preserve">______________________________</w:t>
             </w:r>
           </w:p>
           <w:p>
@@ -151,43 +188,10 @@
               <w:spacing w:after="44"/>
             </w:pPr>
             <w:r>
-              <w:t xml:space="preserve">City/State/ZIP: </w:t>
-            </w:r>
-            <w:r>
-              <w:t xml:space="preserve">________________________</w:t>
-            </w:r>
-          </w:p>
-          <w:p>
-            <w:pPr>
-              <w:spacing w:after="44"/>
-            </w:pPr>
-            <w:r>
-              <w:t xml:space="preserve">Phone: </w:t>
-            </w:r>
-            <w:r>
-              <w:t xml:space="preserve">______________________________</w:t>
-            </w:r>
-          </w:p>
-          <w:p>
-            <w:pPr>
-              <w:spacing w:after="44"/>
-            </w:pPr>
-            <w:r>
-              <w:t xml:space="preserve">Email: </w:t>
-            </w:r>
-            <w:r>
-              <w:t xml:space="preserve">______________________________</w:t>
-            </w:r>
-          </w:p>
-          <w:p>
-            <w:pPr>
-              <w:spacing w:after="44"/>
-            </w:pPr>
-            <w:r>
-              <w:t xml:space="preserve">Driver's Lic. No.: </w:t>
-            </w:r>
-            <w:r>
-              <w:t xml:space="preserve">______________________</w:t>
+              <w:t xml:space="preserve">Business ID (UBI / EIN): </w:t>
+            </w:r>
+            <w:r>
+              <w:t xml:space="preserve">________________</w:t>
             </w:r>
           </w:p>
         </w:tc>
@@ -739,7 +743,7 @@
           <w:b/>
           <w:bCs/>
         </w:rPr>
-        <w:t xml:space="preserve">Seller recorded as first lienholder</w:t>
+        <w:t xml:space="preserve">Seller (AAAD Northwest Environmental Services, Inc.) recorded as first lienholder</w:t>
       </w:r>
       <w:r>
         <w:t xml:space="preserve">.</w:t>
@@ -1077,7 +1081,7 @@
               <w:spacing w:after="120"/>
             </w:pPr>
             <w:r>
-              <w:t xml:space="preserve">Seller signature: ____________________________________</w:t>
+              <w:t xml:space="preserve">Seller: AAAD Northwest Environmental Services, Inc.</w:t>
             </w:r>
           </w:p>
         </w:tc>
@@ -1096,7 +1100,7 @@
               <w:spacing w:after="120"/>
             </w:pPr>
             <w:r>
-              <w:t xml:space="preserve">Date: ________________</w:t>
+              <w:t xml:space="preserve"/>
             </w:r>
           </w:p>
         </w:tc>
@@ -1120,7 +1124,7 @@
               <w:spacing w:after="120"/>
             </w:pPr>
             <w:r>
-              <w:t xml:space="preserve">Seller printed name: _________________________________</w:t>
+              <w:t xml:space="preserve">By (authorized signature): ____________________________</w:t>
             </w:r>
           </w:p>
         </w:tc>
@@ -1139,7 +1143,7 @@
               <w:spacing w:after="120"/>
             </w:pPr>
             <w:r>
-              <w:t xml:space="preserve"/>
+              <w:t xml:space="preserve">Date: ________________</w:t>
             </w:r>
           </w:p>
         </w:tc>
@@ -1163,7 +1167,7 @@
               <w:spacing w:after="120"/>
             </w:pPr>
             <w:r>
-              <w:t xml:space="preserve">Buyer signature: _____________________________________</w:t>
+              <w:t xml:space="preserve">Printed name &amp; title: ________________________________</w:t>
             </w:r>
           </w:p>
         </w:tc>
@@ -1182,7 +1186,7 @@
               <w:spacing w:after="120"/>
             </w:pPr>
             <w:r>
-              <w:t xml:space="preserve">Date: ________________</w:t>
+              <w:t xml:space="preserve"/>
             </w:r>
           </w:p>
         </w:tc>
@@ -1206,7 +1210,7 @@
               <w:spacing w:after="120"/>
             </w:pPr>
             <w:r>
-              <w:t xml:space="preserve">Buyer printed name: __________________________________</w:t>
+              <w:t xml:space="preserve">Buyer signature: _____________________________________</w:t>
             </w:r>
           </w:p>
         </w:tc>
@@ -1225,6 +1229,49 @@
               <w:spacing w:after="120"/>
             </w:pPr>
             <w:r>
+              <w:t xml:space="preserve">Date: ________________</w:t>
+            </w:r>
+          </w:p>
+        </w:tc>
+      </w:tr>
+      <w:tr>
+        <w:trPr>
+          <w:cantSplit/>
+        </w:trPr>
+        <w:tc>
+          <w:tcPr>
+            <w:tcW w:type="dxa" w:w="6480"/>
+            <w:tcBorders>
+              <w:top w:val="none" w:color="auto" w:sz="0"/>
+              <w:left w:val="none" w:color="auto" w:sz="0"/>
+              <w:bottom w:val="none" w:color="auto" w:sz="0"/>
+              <w:right w:val="none" w:color="auto" w:sz="0"/>
+            </w:tcBorders>
+          </w:tcPr>
+          <w:p>
+            <w:pPr>
+              <w:spacing w:after="120"/>
+            </w:pPr>
+            <w:r>
+              <w:t xml:space="preserve">Buyer printed name: __________________________________</w:t>
+            </w:r>
+          </w:p>
+        </w:tc>
+        <w:tc>
+          <w:tcPr>
+            <w:tcW w:type="dxa" w:w="3600"/>
+            <w:tcBorders>
+              <w:top w:val="none" w:color="auto" w:sz="0"/>
+              <w:left w:val="none" w:color="auto" w:sz="0"/>
+              <w:bottom w:val="none" w:color="auto" w:sz="0"/>
+              <w:right w:val="none" w:color="auto" w:sz="0"/>
+            </w:tcBorders>
+          </w:tcPr>
+          <w:p>
+            <w:pPr>
+              <w:spacing w:after="120"/>
+            </w:pPr>
+            <w:r>
               <w:t xml:space="preserve"/>
             </w:r>
           </w:p>
@@ -1299,6 +1346,22 @@
           <w:rFonts w:ascii="Courier New" w:cs="Courier New" w:eastAsia="Courier New" w:hAnsi="Courier New"/>
         </w:rPr>
         <w:t xml:space="preserve">3FA6P0PU0ER317479</w:t>
+      </w:r>
+    </w:p>
+    <w:p>
+      <w:pPr>
+        <w:spacing w:after="40"/>
+        <w:jc w:val="center"/>
+      </w:pPr>
+      <w:r>
+        <w:t xml:space="preserve">Seller / lienholder: </w:t>
+      </w:r>
+      <w:r>
+        <w:rPr>
+          <w:b/>
+          <w:bCs/>
+        </w:rPr>
+        <w:t xml:space="preserve">AAAD Northwest Environmental Services, Inc.</w:t>
       </w:r>
     </w:p>
     <w:p>

--- a/documents/2014-ford-fusion-bill-of-sale.docx
+++ b/documents/2014-ford-fusion-bill-of-sale.docx
@@ -440,7 +440,11 @@
               <w:t xml:space="preserve">Odometer: </w:t>
             </w:r>
             <w:r>
-              <w:t xml:space="preserve">______________</w:t>
+              <w:rPr>
+                <w:b/>
+                <w:bCs/>
+              </w:rPr>
+              <w:t xml:space="preserve">177,560</w:t>
             </w:r>
             <w:r>
               <w:t xml:space="preserve"> miles</w:t>
@@ -937,7 +941,11 @@
         <w:t xml:space="preserve">I, the Seller, certify that the odometer reads </w:t>
       </w:r>
       <w:r>
-        <w:t xml:space="preserve">______________</w:t>
+        <w:rPr>
+          <w:b/>
+          <w:bCs/>
+        </w:rPr>
+        <w:t xml:space="preserve">177,560</w:t>
       </w:r>
       <w:r>
         <w:t xml:space="preserve"> miles (no tenths) and (check one):</w:t>

--- a/documents/2014-ford-fusion-bill-of-sale.docx
+++ b/documents/2014-ford-fusion-bill-of-sale.docx
@@ -147,7 +147,11 @@
               <w:t xml:space="preserve">Address: </w:t>
             </w:r>
             <w:r>
-              <w:t xml:space="preserve">____________________________</w:t>
+              <w:rPr>
+                <w:b/>
+                <w:bCs/>
+              </w:rPr>
+              <w:t xml:space="preserve">3632 49th Ave NW</w:t>
             </w:r>
           </w:p>
           <w:p>
@@ -158,7 +162,14 @@
               <w:t xml:space="preserve">City/State/ZIP: </w:t>
             </w:r>
             <w:r>
-              <w:t xml:space="preserve">________________________</w:t>
+              <w:rPr>
+                <w:b/>
+                <w:bCs/>
+              </w:rPr>
+              <w:t xml:space="preserve">Seattle, WA </w:t>
+            </w:r>
+            <w:r>
+              <w:t xml:space="preserve">________</w:t>
             </w:r>
           </w:p>
           <w:p>
